--- a/manuscript/ECG_PTBXL_BMC_MIDM_SUBMISSION_DRAFT.docx
+++ b/manuscript/ECG_PTBXL_BMC_MIDM_SUBMISSION_DRAFT.docx
@@ -685,7 +685,7 @@
     </w:p>
     <w:p>
       <w:r>
-        <w:t>PTB-XL is available from PhysioNet at https://physionet.org/content/ptb-xl/. PTB-XL+ is available from PhysioNet at https://physionet.org/content/ptb-xl-plus/. CPSC2018 is available from the China Physiological Signal Challenge 2018 website at http://2018.icbeb.org/Challenge.html. The Chapman-Shaoxing ECG database is available from PhysioNet at https://physionet.org/content/ecg-arrhythmia/. The analysis code and manuscript artifacts are available at https://github.com/seefreewind/ecg-ptbxl-multimodal-decision-support. A Zenodo archive URL should be added after deposition.</w:t>
+        <w:t>PTB-XL is available from PhysioNet at https://physionet.org/content/ptb-xl/. PTB-XL+ is available from PhysioNet at https://physionet.org/content/ptb-xl-plus/. CPSC2018 is available from the China Physiological Signal Challenge 2018 website at http://2018.icbeb.org/Challenge.html. The Chapman-Shaoxing ECG database is available from PhysioNet at https://physionet.org/content/ecg-arrhythmia/. The analysis code and manuscript artifacts are available at https://github.com/seefreewind/ecg-ptbxl-multimodal-decision-support and archived on Zenodo at https://doi.org/10.5281/zenodo.21091784.</w:t>
       </w:r>
     </w:p>
     <w:p>
